--- a/tests/test_utils/test_docx_1.docx
+++ b/tests/test_utils/test_docx_1.docx
@@ -1547,7 +1547,7 @@
         <w:jc w:val="right"/>
         <w:outlineLvl w:val="1"/>
         <w:rPr>
-          <w:rFonts w:ascii="Pretendard" w:eastAsia="Pretendard" w:hAnsi="Pretendard" w:cs="Times New Roman" w:hint="eastAsia"/>
+          <w:rFonts w:ascii="Pretendard" w:eastAsia="Pretendard" w:hAnsi="Pretendard" w:cs="Times New Roman"/>
           <w:b/>
           <w:bCs/>
           <w:kern w:val="0"/>
@@ -3640,7 +3640,7 @@
         </w:numPr>
         <w:spacing w:before="100" w:beforeAutospacing="1" w:after="100" w:afterAutospacing="1" w:line="240" w:lineRule="auto"/>
         <w:rPr>
-          <w:rFonts w:ascii="Times New Roman" w:eastAsia="Times New Roman" w:hAnsi="Times New Roman" w:cs="Times New Roman"/>
+          <w:rFonts w:ascii="Times New Roman" w:eastAsia="Times New Roman" w:hAnsi="Times New Roman" w:cs="Times New Roman" w:hint="eastAsia"/>
           <w:kern w:val="0"/>
           <w14:ligatures w14:val="none"/>
         </w:rPr>
@@ -3733,11 +3733,101 @@
           <v:shape id="_x0000_i1027" type="#_x0000_t75" alt="" style="width:468.6pt;height:25pt;mso-width-percent:0;mso-height-percent:0;mso-width-percent:0;mso-height-percent:0" o:ole="">
             <v:imagedata r:id="rId7" o:title=""/>
           </v:shape>
-          <o:OLEObject Type="Embed" ProgID="Word.Document.12" ShapeID="_x0000_i1027" DrawAspect="Content" ObjectID="_1820840550" r:id="rId8">
+          <o:OLEObject Type="Embed" ProgID="Word.Document.12" ShapeID="_x0000_i1027" DrawAspect="Content" ObjectID="_1820864909" r:id="rId8">
             <o:FieldCodes>\s</o:FieldCodes>
           </o:OLEObject>
         </w:object>
       </w:r>
+    </w:p>
+    <w:p>
+      <w:pPr>
+        <w:tabs>
+          <w:tab w:val="left" w:pos="5772"/>
+        </w:tabs>
+        <w:rPr>
+          <w:rFonts w:ascii="Times New Roman" w:eastAsia="Times New Roman" w:hAnsi="Times New Roman" w:cs="Times New Roman"/>
+          <w:lang w:val="en-US"/>
+        </w:rPr>
+      </w:pPr>
+      <w:r>
+        <w:rPr>
+          <w:rFonts w:ascii="Times New Roman" w:eastAsia="Times New Roman" w:hAnsi="Times New Roman" w:cs="Times New Roman"/>
+        </w:rPr>
+        <w:tab/>
+      </w:r>
+    </w:p>
+    <w:p>
+      <w:pPr>
+        <w:pStyle w:val="a6"/>
+        <w:numPr>
+          <w:ilvl w:val="0"/>
+          <w:numId w:val="9"/>
+        </w:numPr>
+        <w:tabs>
+          <w:tab w:val="left" w:pos="5772"/>
+        </w:tabs>
+        <w:rPr>
+          <w:rFonts w:ascii="Times New Roman" w:eastAsia="Times New Roman" w:hAnsi="Times New Roman" w:cs="Times New Roman"/>
+          <w:lang w:val="en-US"/>
+        </w:rPr>
+      </w:pPr>
+      <w:r>
+        <w:rPr>
+          <w:rFonts w:ascii="바탕" w:eastAsia="바탕" w:hAnsi="바탕" w:cs="바탕" w:hint="eastAsia"/>
+          <w:lang w:val="en-US"/>
+        </w:rPr>
+        <w:t>이건 정말 중요해</w:t>
+      </w:r>
+    </w:p>
+    <w:p>
+      <w:pPr>
+        <w:tabs>
+          <w:tab w:val="left" w:pos="5772"/>
+        </w:tabs>
+        <w:rPr>
+          <w:rFonts w:ascii="Times New Roman" w:eastAsia="Times New Roman" w:hAnsi="Times New Roman" w:cs="Times New Roman"/>
+          <w:lang w:val="en-US"/>
+        </w:rPr>
+      </w:pPr>
+    </w:p>
+    <w:p>
+      <w:pPr>
+        <w:pStyle w:val="a6"/>
+        <w:numPr>
+          <w:ilvl w:val="0"/>
+          <w:numId w:val="7"/>
+        </w:numPr>
+        <w:tabs>
+          <w:tab w:val="left" w:pos="5772"/>
+        </w:tabs>
+        <w:rPr>
+          <w:rFonts w:ascii="Times New Roman" w:eastAsia="Times New Roman" w:hAnsi="Times New Roman" w:cs="Times New Roman"/>
+          <w:lang w:val="en-US"/>
+        </w:rPr>
+      </w:pPr>
+      <w:r>
+        <w:rPr>
+          <w:rFonts w:ascii="바탕" w:eastAsia="바탕" w:hAnsi="바탕" w:cs="바탕" w:hint="eastAsia"/>
+          <w:lang w:val="en-US"/>
+        </w:rPr>
+        <w:t>나는 이게 정말 중요하다고 생각해</w:t>
+      </w:r>
+    </w:p>
+    <w:p>
+      <w:pPr>
+        <w:pStyle w:val="a6"/>
+        <w:numPr>
+          <w:ilvl w:val="0"/>
+          <w:numId w:val="7"/>
+        </w:numPr>
+        <w:tabs>
+          <w:tab w:val="left" w:pos="5772"/>
+        </w:tabs>
+        <w:rPr>
+          <w:rFonts w:ascii="Times New Roman" w:eastAsia="Times New Roman" w:hAnsi="Times New Roman" w:cs="Times New Roman"/>
+          <w:lang w:val="en-US"/>
+        </w:rPr>
+      </w:pPr>
     </w:p>
     <w:sectPr>
       <w:pgSz w:w="12240" w:h="15840"/>
@@ -3901,6 +3991,118 @@
     </w:lvl>
   </w:abstractNum>
   <w:abstractNum w:abstractNumId="1" w15:restartNumberingAfterBreak="0">
+    <w:nsid w:val="1F9A0308"/>
+    <w:multiLevelType w:val="hybridMultilevel"/>
+    <w:tmpl w:val="30B035A6"/>
+    <w:lvl w:ilvl="0" w:tplc="3BF0B794">
+      <w:numFmt w:val="bullet"/>
+      <w:lvlText w:val="-"/>
+      <w:lvlJc w:val="left"/>
+      <w:pPr>
+        <w:ind w:left="800" w:hanging="360"/>
+      </w:pPr>
+      <w:rPr>
+        <w:rFonts w:ascii="Times New Roman" w:eastAsia="Times New Roman" w:hAnsi="Times New Roman" w:cs="Times New Roman" w:hint="default"/>
+      </w:rPr>
+    </w:lvl>
+    <w:lvl w:ilvl="1" w:tplc="04090003" w:tentative="1">
+      <w:start w:val="1"/>
+      <w:numFmt w:val="bullet"/>
+      <w:lvlText w:val=""/>
+      <w:lvlJc w:val="left"/>
+      <w:pPr>
+        <w:ind w:left="1320" w:hanging="440"/>
+      </w:pPr>
+      <w:rPr>
+        <w:rFonts w:ascii="Wingdings" w:hAnsi="Wingdings" w:hint="default"/>
+      </w:rPr>
+    </w:lvl>
+    <w:lvl w:ilvl="2" w:tplc="04090005" w:tentative="1">
+      <w:start w:val="1"/>
+      <w:numFmt w:val="bullet"/>
+      <w:lvlText w:val=""/>
+      <w:lvlJc w:val="left"/>
+      <w:pPr>
+        <w:ind w:left="1760" w:hanging="440"/>
+      </w:pPr>
+      <w:rPr>
+        <w:rFonts w:ascii="Wingdings" w:hAnsi="Wingdings" w:hint="default"/>
+      </w:rPr>
+    </w:lvl>
+    <w:lvl w:ilvl="3" w:tplc="04090001" w:tentative="1">
+      <w:start w:val="1"/>
+      <w:numFmt w:val="bullet"/>
+      <w:lvlText w:val=""/>
+      <w:lvlJc w:val="left"/>
+      <w:pPr>
+        <w:ind w:left="2200" w:hanging="440"/>
+      </w:pPr>
+      <w:rPr>
+        <w:rFonts w:ascii="Wingdings" w:hAnsi="Wingdings" w:hint="default"/>
+      </w:rPr>
+    </w:lvl>
+    <w:lvl w:ilvl="4" w:tplc="04090003" w:tentative="1">
+      <w:start w:val="1"/>
+      <w:numFmt w:val="bullet"/>
+      <w:lvlText w:val=""/>
+      <w:lvlJc w:val="left"/>
+      <w:pPr>
+        <w:ind w:left="2640" w:hanging="440"/>
+      </w:pPr>
+      <w:rPr>
+        <w:rFonts w:ascii="Wingdings" w:hAnsi="Wingdings" w:hint="default"/>
+      </w:rPr>
+    </w:lvl>
+    <w:lvl w:ilvl="5" w:tplc="04090005" w:tentative="1">
+      <w:start w:val="1"/>
+      <w:numFmt w:val="bullet"/>
+      <w:lvlText w:val=""/>
+      <w:lvlJc w:val="left"/>
+      <w:pPr>
+        <w:ind w:left="3080" w:hanging="440"/>
+      </w:pPr>
+      <w:rPr>
+        <w:rFonts w:ascii="Wingdings" w:hAnsi="Wingdings" w:hint="default"/>
+      </w:rPr>
+    </w:lvl>
+    <w:lvl w:ilvl="6" w:tplc="04090001" w:tentative="1">
+      <w:start w:val="1"/>
+      <w:numFmt w:val="bullet"/>
+      <w:lvlText w:val=""/>
+      <w:lvlJc w:val="left"/>
+      <w:pPr>
+        <w:ind w:left="3520" w:hanging="440"/>
+      </w:pPr>
+      <w:rPr>
+        <w:rFonts w:ascii="Wingdings" w:hAnsi="Wingdings" w:hint="default"/>
+      </w:rPr>
+    </w:lvl>
+    <w:lvl w:ilvl="7" w:tplc="04090003" w:tentative="1">
+      <w:start w:val="1"/>
+      <w:numFmt w:val="bullet"/>
+      <w:lvlText w:val=""/>
+      <w:lvlJc w:val="left"/>
+      <w:pPr>
+        <w:ind w:left="3960" w:hanging="440"/>
+      </w:pPr>
+      <w:rPr>
+        <w:rFonts w:ascii="Wingdings" w:hAnsi="Wingdings" w:hint="default"/>
+      </w:rPr>
+    </w:lvl>
+    <w:lvl w:ilvl="8" w:tplc="04090005" w:tentative="1">
+      <w:start w:val="1"/>
+      <w:numFmt w:val="bullet"/>
+      <w:lvlText w:val=""/>
+      <w:lvlJc w:val="left"/>
+      <w:pPr>
+        <w:ind w:left="4400" w:hanging="440"/>
+      </w:pPr>
+      <w:rPr>
+        <w:rFonts w:ascii="Wingdings" w:hAnsi="Wingdings" w:hint="default"/>
+      </w:rPr>
+    </w:lvl>
+  </w:abstractNum>
+  <w:abstractNum w:abstractNumId="2" w15:restartNumberingAfterBreak="0">
     <w:nsid w:val="25545335"/>
     <w:multiLevelType w:val="multilevel"/>
     <w:tmpl w:val="CB24CDD4"/>
@@ -4049,7 +4251,7 @@
       </w:rPr>
     </w:lvl>
   </w:abstractNum>
-  <w:abstractNum w:abstractNumId="2" w15:restartNumberingAfterBreak="0">
+  <w:abstractNum w:abstractNumId="3" w15:restartNumberingAfterBreak="0">
     <w:nsid w:val="27FF0E4D"/>
     <w:multiLevelType w:val="multilevel"/>
     <w:tmpl w:val="935CC1DA"/>
@@ -4198,7 +4400,93 @@
       </w:rPr>
     </w:lvl>
   </w:abstractNum>
-  <w:abstractNum w:abstractNumId="3" w15:restartNumberingAfterBreak="0">
+  <w:abstractNum w:abstractNumId="4" w15:restartNumberingAfterBreak="0">
+    <w:nsid w:val="2A9C6659"/>
+    <w:multiLevelType w:val="hybridMultilevel"/>
+    <w:tmpl w:val="67967DAC"/>
+    <w:lvl w:ilvl="0" w:tplc="0409000F">
+      <w:start w:val="1"/>
+      <w:numFmt w:val="decimal"/>
+      <w:lvlText w:val="%1."/>
+      <w:lvlJc w:val="left"/>
+      <w:pPr>
+        <w:ind w:left="880" w:hanging="440"/>
+      </w:pPr>
+    </w:lvl>
+    <w:lvl w:ilvl="1" w:tplc="04090019" w:tentative="1">
+      <w:start w:val="1"/>
+      <w:numFmt w:val="upperLetter"/>
+      <w:lvlText w:val="%2."/>
+      <w:lvlJc w:val="left"/>
+      <w:pPr>
+        <w:ind w:left="1320" w:hanging="440"/>
+      </w:pPr>
+    </w:lvl>
+    <w:lvl w:ilvl="2" w:tplc="0409001B" w:tentative="1">
+      <w:start w:val="1"/>
+      <w:numFmt w:val="lowerRoman"/>
+      <w:lvlText w:val="%3."/>
+      <w:lvlJc w:val="right"/>
+      <w:pPr>
+        <w:ind w:left="1760" w:hanging="440"/>
+      </w:pPr>
+    </w:lvl>
+    <w:lvl w:ilvl="3" w:tplc="0409000F" w:tentative="1">
+      <w:start w:val="1"/>
+      <w:numFmt w:val="decimal"/>
+      <w:lvlText w:val="%4."/>
+      <w:lvlJc w:val="left"/>
+      <w:pPr>
+        <w:ind w:left="2200" w:hanging="440"/>
+      </w:pPr>
+    </w:lvl>
+    <w:lvl w:ilvl="4" w:tplc="04090019" w:tentative="1">
+      <w:start w:val="1"/>
+      <w:numFmt w:val="upperLetter"/>
+      <w:lvlText w:val="%5."/>
+      <w:lvlJc w:val="left"/>
+      <w:pPr>
+        <w:ind w:left="2640" w:hanging="440"/>
+      </w:pPr>
+    </w:lvl>
+    <w:lvl w:ilvl="5" w:tplc="0409001B" w:tentative="1">
+      <w:start w:val="1"/>
+      <w:numFmt w:val="lowerRoman"/>
+      <w:lvlText w:val="%6."/>
+      <w:lvlJc w:val="right"/>
+      <w:pPr>
+        <w:ind w:left="3080" w:hanging="440"/>
+      </w:pPr>
+    </w:lvl>
+    <w:lvl w:ilvl="6" w:tplc="0409000F" w:tentative="1">
+      <w:start w:val="1"/>
+      <w:numFmt w:val="decimal"/>
+      <w:lvlText w:val="%7."/>
+      <w:lvlJc w:val="left"/>
+      <w:pPr>
+        <w:ind w:left="3520" w:hanging="440"/>
+      </w:pPr>
+    </w:lvl>
+    <w:lvl w:ilvl="7" w:tplc="04090019" w:tentative="1">
+      <w:start w:val="1"/>
+      <w:numFmt w:val="upperLetter"/>
+      <w:lvlText w:val="%8."/>
+      <w:lvlJc w:val="left"/>
+      <w:pPr>
+        <w:ind w:left="3960" w:hanging="440"/>
+      </w:pPr>
+    </w:lvl>
+    <w:lvl w:ilvl="8" w:tplc="0409001B" w:tentative="1">
+      <w:start w:val="1"/>
+      <w:numFmt w:val="lowerRoman"/>
+      <w:lvlText w:val="%9."/>
+      <w:lvlJc w:val="right"/>
+      <w:pPr>
+        <w:ind w:left="4400" w:hanging="440"/>
+      </w:pPr>
+    </w:lvl>
+  </w:abstractNum>
+  <w:abstractNum w:abstractNumId="5" w15:restartNumberingAfterBreak="0">
     <w:nsid w:val="56610ED6"/>
     <w:multiLevelType w:val="multilevel"/>
     <w:tmpl w:val="CBF06B38"/>
@@ -4347,7 +4635,7 @@
       </w:rPr>
     </w:lvl>
   </w:abstractNum>
-  <w:abstractNum w:abstractNumId="4" w15:restartNumberingAfterBreak="0">
+  <w:abstractNum w:abstractNumId="6" w15:restartNumberingAfterBreak="0">
     <w:nsid w:val="62F81269"/>
     <w:multiLevelType w:val="multilevel"/>
     <w:tmpl w:val="D5FA877C"/>
@@ -4496,7 +4784,93 @@
       </w:rPr>
     </w:lvl>
   </w:abstractNum>
-  <w:abstractNum w:abstractNumId="5" w15:restartNumberingAfterBreak="0">
+  <w:abstractNum w:abstractNumId="7" w15:restartNumberingAfterBreak="0">
+    <w:nsid w:val="673A5B45"/>
+    <w:multiLevelType w:val="hybridMultilevel"/>
+    <w:tmpl w:val="51A450D4"/>
+    <w:lvl w:ilvl="0" w:tplc="0409000F">
+      <w:start w:val="1"/>
+      <w:numFmt w:val="decimal"/>
+      <w:lvlText w:val="%1."/>
+      <w:lvlJc w:val="left"/>
+      <w:pPr>
+        <w:ind w:left="880" w:hanging="440"/>
+      </w:pPr>
+    </w:lvl>
+    <w:lvl w:ilvl="1" w:tplc="04090019" w:tentative="1">
+      <w:start w:val="1"/>
+      <w:numFmt w:val="upperLetter"/>
+      <w:lvlText w:val="%2."/>
+      <w:lvlJc w:val="left"/>
+      <w:pPr>
+        <w:ind w:left="1320" w:hanging="440"/>
+      </w:pPr>
+    </w:lvl>
+    <w:lvl w:ilvl="2" w:tplc="0409001B" w:tentative="1">
+      <w:start w:val="1"/>
+      <w:numFmt w:val="lowerRoman"/>
+      <w:lvlText w:val="%3."/>
+      <w:lvlJc w:val="right"/>
+      <w:pPr>
+        <w:ind w:left="1760" w:hanging="440"/>
+      </w:pPr>
+    </w:lvl>
+    <w:lvl w:ilvl="3" w:tplc="0409000F" w:tentative="1">
+      <w:start w:val="1"/>
+      <w:numFmt w:val="decimal"/>
+      <w:lvlText w:val="%4."/>
+      <w:lvlJc w:val="left"/>
+      <w:pPr>
+        <w:ind w:left="2200" w:hanging="440"/>
+      </w:pPr>
+    </w:lvl>
+    <w:lvl w:ilvl="4" w:tplc="04090019" w:tentative="1">
+      <w:start w:val="1"/>
+      <w:numFmt w:val="upperLetter"/>
+      <w:lvlText w:val="%5."/>
+      <w:lvlJc w:val="left"/>
+      <w:pPr>
+        <w:ind w:left="2640" w:hanging="440"/>
+      </w:pPr>
+    </w:lvl>
+    <w:lvl w:ilvl="5" w:tplc="0409001B" w:tentative="1">
+      <w:start w:val="1"/>
+      <w:numFmt w:val="lowerRoman"/>
+      <w:lvlText w:val="%6."/>
+      <w:lvlJc w:val="right"/>
+      <w:pPr>
+        <w:ind w:left="3080" w:hanging="440"/>
+      </w:pPr>
+    </w:lvl>
+    <w:lvl w:ilvl="6" w:tplc="0409000F" w:tentative="1">
+      <w:start w:val="1"/>
+      <w:numFmt w:val="decimal"/>
+      <w:lvlText w:val="%7."/>
+      <w:lvlJc w:val="left"/>
+      <w:pPr>
+        <w:ind w:left="3520" w:hanging="440"/>
+      </w:pPr>
+    </w:lvl>
+    <w:lvl w:ilvl="7" w:tplc="04090019" w:tentative="1">
+      <w:start w:val="1"/>
+      <w:numFmt w:val="upperLetter"/>
+      <w:lvlText w:val="%8."/>
+      <w:lvlJc w:val="left"/>
+      <w:pPr>
+        <w:ind w:left="3960" w:hanging="440"/>
+      </w:pPr>
+    </w:lvl>
+    <w:lvl w:ilvl="8" w:tplc="0409001B" w:tentative="1">
+      <w:start w:val="1"/>
+      <w:numFmt w:val="lowerRoman"/>
+      <w:lvlText w:val="%9."/>
+      <w:lvlJc w:val="right"/>
+      <w:pPr>
+        <w:ind w:left="4400" w:hanging="440"/>
+      </w:pPr>
+    </w:lvl>
+  </w:abstractNum>
+  <w:abstractNum w:abstractNumId="8" w15:restartNumberingAfterBreak="0">
     <w:nsid w:val="69437421"/>
     <w:multiLevelType w:val="multilevel"/>
     <w:tmpl w:val="D04A2000"/>
@@ -4646,22 +5020,31 @@
     </w:lvl>
   </w:abstractNum>
   <w:num w:numId="1" w16cid:durableId="490607792">
-    <w:abstractNumId w:val="4"/>
+    <w:abstractNumId w:val="6"/>
   </w:num>
   <w:num w:numId="2" w16cid:durableId="628585625">
+    <w:abstractNumId w:val="3"/>
+  </w:num>
+  <w:num w:numId="3" w16cid:durableId="365643898">
+    <w:abstractNumId w:val="8"/>
+  </w:num>
+  <w:num w:numId="4" w16cid:durableId="2118524211">
     <w:abstractNumId w:val="2"/>
   </w:num>
-  <w:num w:numId="3" w16cid:durableId="365643898">
+  <w:num w:numId="5" w16cid:durableId="1771462625">
     <w:abstractNumId w:val="5"/>
-  </w:num>
-  <w:num w:numId="4" w16cid:durableId="2118524211">
-    <w:abstractNumId w:val="1"/>
-  </w:num>
-  <w:num w:numId="5" w16cid:durableId="1771462625">
-    <w:abstractNumId w:val="3"/>
   </w:num>
   <w:num w:numId="6" w16cid:durableId="48237524">
     <w:abstractNumId w:val="0"/>
+  </w:num>
+  <w:num w:numId="7" w16cid:durableId="736779851">
+    <w:abstractNumId w:val="1"/>
+  </w:num>
+  <w:num w:numId="8" w16cid:durableId="72823863">
+    <w:abstractNumId w:val="7"/>
+  </w:num>
+  <w:num w:numId="9" w16cid:durableId="1230269074">
+    <w:abstractNumId w:val="4"/>
   </w:num>
 </w:numbering>
 </file>
